--- a/03_Outputs/final scripts/pt/Module 2/2.2.0-pt.docx
+++ b/03_Outputs/final scripts/pt/Module 2/2.2.0-pt.docx
@@ -34,7 +34,7 @@
     </w:p>
     <w:p>
       <w:r>
-        <w:t>Este capítulo prepara o terreno para entender onde o mundo se encontra hoje — e as oportunidades de desenvolvimento que estão por vir para fechar a lacuna energética.</w:t>
+        <w:t>Este capítulo prepara o terreno para entender onde o mundo está hoje — e as oportunidades de desenvolvimento que estão por vir para fechar a lacuna energética.</w:t>
       </w:r>
     </w:p>
     <w:sectPr>
